--- a/docs/BerryCade-Manual-do-Usuario.docx
+++ b/docs/BerryCade-Manual-do-Usuario.docx
@@ -97,7 +97,7 @@
           <w:sz w:val="22"/>
           <w:szCs w:val="22"/>
         </w:rPr>
-        <w:t>Versão 1.0.14 · setembro de 2026</w:t>
+        <w:t>Versão 1.0.14 (Beta) · setembro de 2026</w:t>
       </w:r>
     </w:p>
     <w:p>
@@ -164,7 +164,7 @@
             </w:rPr>
             <w:fldChar w:fldCharType="separate"/>
           </w:r>
-          <w:hyperlink w:anchor="__RefHeading___Toc1314_4200468759">
+          <w:hyperlink w:anchor="__RefHeading___Toc1310_3854977337">
             <w:r>
               <w:rPr>
                 <w:rStyle w:val="IndexLink"/>
@@ -184,7 +184,7 @@
             </w:tabs>
             <w:rPr/>
           </w:pPr>
-          <w:hyperlink w:anchor="__RefHeading___Toc1316_4200468759">
+          <w:hyperlink w:anchor="__RefHeading___Toc1312_3854977337">
             <w:r>
               <w:rPr>
                 <w:rStyle w:val="IndexLink"/>
@@ -204,7 +204,7 @@
             </w:tabs>
             <w:rPr/>
           </w:pPr>
-          <w:hyperlink w:anchor="__RefHeading___Toc1318_4200468759">
+          <w:hyperlink w:anchor="__RefHeading___Toc1314_3854977337">
             <w:r>
               <w:rPr>
                 <w:rStyle w:val="IndexLink"/>
@@ -224,7 +224,7 @@
             </w:tabs>
             <w:rPr/>
           </w:pPr>
-          <w:hyperlink w:anchor="__RefHeading___Toc1320_4200468759">
+          <w:hyperlink w:anchor="__RefHeading___Toc1316_3854977337">
             <w:r>
               <w:rPr>
                 <w:rStyle w:val="IndexLink"/>
@@ -244,7 +244,7 @@
             </w:tabs>
             <w:rPr/>
           </w:pPr>
-          <w:hyperlink w:anchor="__RefHeading___Toc1322_4200468759">
+          <w:hyperlink w:anchor="__RefHeading___Toc1318_3854977337">
             <w:r>
               <w:rPr>
                 <w:rStyle w:val="IndexLink"/>
@@ -264,7 +264,7 @@
             </w:tabs>
             <w:rPr/>
           </w:pPr>
-          <w:hyperlink w:anchor="__RefHeading___Toc1324_4200468759">
+          <w:hyperlink w:anchor="__RefHeading___Toc1320_3854977337">
             <w:r>
               <w:rPr>
                 <w:rStyle w:val="IndexLink"/>
@@ -284,7 +284,7 @@
             </w:tabs>
             <w:rPr/>
           </w:pPr>
-          <w:hyperlink w:anchor="__RefHeading___Toc1326_4200468759">
+          <w:hyperlink w:anchor="__RefHeading___Toc1322_3854977337">
             <w:r>
               <w:rPr>
                 <w:rStyle w:val="IndexLink"/>
@@ -304,7 +304,7 @@
             </w:tabs>
             <w:rPr/>
           </w:pPr>
-          <w:hyperlink w:anchor="__RefHeading___Toc1328_4200468759">
+          <w:hyperlink w:anchor="__RefHeading___Toc1324_3854977337">
             <w:r>
               <w:rPr>
                 <w:rStyle w:val="IndexLink"/>
@@ -324,7 +324,7 @@
             </w:tabs>
             <w:rPr/>
           </w:pPr>
-          <w:hyperlink w:anchor="__RefHeading___Toc1330_4200468759">
+          <w:hyperlink w:anchor="__RefHeading___Toc1326_3854977337">
             <w:r>
               <w:rPr>
                 <w:rStyle w:val="IndexLink"/>
@@ -344,7 +344,7 @@
             </w:tabs>
             <w:rPr/>
           </w:pPr>
-          <w:hyperlink w:anchor="__RefHeading___Toc1332_4200468759">
+          <w:hyperlink w:anchor="__RefHeading___Toc1328_3854977337">
             <w:r>
               <w:rPr>
                 <w:rStyle w:val="IndexLink"/>
@@ -364,7 +364,7 @@
             </w:tabs>
             <w:rPr/>
           </w:pPr>
-          <w:hyperlink w:anchor="__RefHeading___Toc1334_4200468759">
+          <w:hyperlink w:anchor="__RefHeading___Toc1330_3854977337">
             <w:r>
               <w:rPr>
                 <w:rStyle w:val="IndexLink"/>
@@ -384,7 +384,7 @@
             </w:tabs>
             <w:rPr/>
           </w:pPr>
-          <w:hyperlink w:anchor="__RefHeading___Toc1336_4200468759">
+          <w:hyperlink w:anchor="__RefHeading___Toc1332_3854977337">
             <w:r>
               <w:rPr>
                 <w:rStyle w:val="IndexLink"/>
@@ -404,7 +404,7 @@
             </w:tabs>
             <w:rPr/>
           </w:pPr>
-          <w:hyperlink w:anchor="__RefHeading___Toc1338_4200468759">
+          <w:hyperlink w:anchor="__RefHeading___Toc1334_3854977337">
             <w:r>
               <w:rPr>
                 <w:rStyle w:val="IndexLink"/>
@@ -424,7 +424,7 @@
             </w:tabs>
             <w:rPr/>
           </w:pPr>
-          <w:hyperlink w:anchor="__RefHeading___Toc1340_4200468759">
+          <w:hyperlink w:anchor="__RefHeading___Toc1336_3854977337">
             <w:r>
               <w:rPr>
                 <w:rStyle w:val="IndexLink"/>
@@ -444,7 +444,7 @@
             </w:tabs>
             <w:rPr/>
           </w:pPr>
-          <w:hyperlink w:anchor="__RefHeading___Toc1342_4200468759">
+          <w:hyperlink w:anchor="__RefHeading___Toc1338_3854977337">
             <w:r>
               <w:rPr>
                 <w:rStyle w:val="IndexLink"/>
@@ -464,7 +464,7 @@
             </w:tabs>
             <w:rPr/>
           </w:pPr>
-          <w:hyperlink w:anchor="__RefHeading___Toc1344_4200468759">
+          <w:hyperlink w:anchor="__RefHeading___Toc1340_3854977337">
             <w:r>
               <w:rPr>
                 <w:rStyle w:val="IndexLink"/>
@@ -484,7 +484,7 @@
             </w:tabs>
             <w:rPr/>
           </w:pPr>
-          <w:hyperlink w:anchor="__RefHeading___Toc1346_4200468759">
+          <w:hyperlink w:anchor="__RefHeading___Toc1342_3854977337">
             <w:r>
               <w:rPr>
                 <w:rStyle w:val="IndexLink"/>
@@ -504,7 +504,7 @@
             </w:tabs>
             <w:rPr/>
           </w:pPr>
-          <w:hyperlink w:anchor="__RefHeading___Toc1348_4200468759">
+          <w:hyperlink w:anchor="__RefHeading___Toc1344_3854977337">
             <w:r>
               <w:rPr>
                 <w:rStyle w:val="IndexLink"/>
@@ -524,7 +524,7 @@
             </w:tabs>
             <w:rPr/>
           </w:pPr>
-          <w:hyperlink w:anchor="__RefHeading___Toc1350_4200468759">
+          <w:hyperlink w:anchor="__RefHeading___Toc1346_3854977337">
             <w:r>
               <w:rPr>
                 <w:rStyle w:val="IndexLink"/>
@@ -544,7 +544,7 @@
             </w:tabs>
             <w:rPr/>
           </w:pPr>
-          <w:hyperlink w:anchor="__RefHeading___Toc1352_4200468759">
+          <w:hyperlink w:anchor="__RefHeading___Toc1348_3854977337">
             <w:r>
               <w:rPr>
                 <w:rStyle w:val="IndexLink"/>
@@ -564,7 +564,7 @@
             </w:tabs>
             <w:rPr/>
           </w:pPr>
-          <w:hyperlink w:anchor="__RefHeading___Toc1354_4200468759">
+          <w:hyperlink w:anchor="__RefHeading___Toc1350_3854977337">
             <w:r>
               <w:rPr>
                 <w:rStyle w:val="IndexLink"/>
@@ -584,7 +584,7 @@
             </w:tabs>
             <w:rPr/>
           </w:pPr>
-          <w:hyperlink w:anchor="__RefHeading___Toc1356_4200468759">
+          <w:hyperlink w:anchor="__RefHeading___Toc1352_3854977337">
             <w:r>
               <w:rPr>
                 <w:rStyle w:val="IndexLink"/>
@@ -604,7 +604,7 @@
             </w:tabs>
             <w:rPr/>
           </w:pPr>
-          <w:hyperlink w:anchor="__RefHeading___Toc1358_4200468759">
+          <w:hyperlink w:anchor="__RefHeading___Toc1354_3854977337">
             <w:r>
               <w:rPr>
                 <w:rStyle w:val="IndexLink"/>
@@ -624,7 +624,7 @@
             </w:tabs>
             <w:rPr/>
           </w:pPr>
-          <w:hyperlink w:anchor="__RefHeading___Toc1360_4200468759">
+          <w:hyperlink w:anchor="__RefHeading___Toc1356_3854977337">
             <w:r>
               <w:rPr>
                 <w:rStyle w:val="IndexLink"/>
@@ -644,7 +644,7 @@
             </w:tabs>
             <w:rPr/>
           </w:pPr>
-          <w:hyperlink w:anchor="__RefHeading___Toc1362_4200468759">
+          <w:hyperlink w:anchor="__RefHeading___Toc1358_3854977337">
             <w:r>
               <w:rPr>
                 <w:rStyle w:val="IndexLink"/>
@@ -664,7 +664,7 @@
             </w:tabs>
             <w:rPr/>
           </w:pPr>
-          <w:hyperlink w:anchor="__RefHeading___Toc1364_4200468759">
+          <w:hyperlink w:anchor="__RefHeading___Toc1360_3854977337">
             <w:r>
               <w:rPr>
                 <w:rStyle w:val="IndexLink"/>
@@ -684,7 +684,7 @@
             </w:tabs>
             <w:rPr/>
           </w:pPr>
-          <w:hyperlink w:anchor="__RefHeading___Toc1366_4200468759">
+          <w:hyperlink w:anchor="__RefHeading___Toc1362_3854977337">
             <w:r>
               <w:rPr>
                 <w:rStyle w:val="IndexLink"/>
@@ -704,7 +704,7 @@
             </w:tabs>
             <w:rPr/>
           </w:pPr>
-          <w:hyperlink w:anchor="__RefHeading___Toc1368_4200468759">
+          <w:hyperlink w:anchor="__RefHeading___Toc1364_3854977337">
             <w:r>
               <w:rPr>
                 <w:rStyle w:val="IndexLink"/>
@@ -724,7 +724,7 @@
             </w:tabs>
             <w:rPr/>
           </w:pPr>
-          <w:hyperlink w:anchor="__RefHeading___Toc1370_4200468759">
+          <w:hyperlink w:anchor="__RefHeading___Toc1366_3854977337">
             <w:r>
               <w:rPr>
                 <w:rStyle w:val="IndexLink"/>
@@ -744,7 +744,7 @@
             </w:tabs>
             <w:rPr/>
           </w:pPr>
-          <w:hyperlink w:anchor="__RefHeading___Toc1372_4200468759">
+          <w:hyperlink w:anchor="__RefHeading___Toc1368_3854977337">
             <w:r>
               <w:rPr>
                 <w:rStyle w:val="IndexLink"/>
@@ -764,7 +764,7 @@
             </w:tabs>
             <w:rPr/>
           </w:pPr>
-          <w:hyperlink w:anchor="__RefHeading___Toc1374_4200468759">
+          <w:hyperlink w:anchor="__RefHeading___Toc1370_3854977337">
             <w:r>
               <w:rPr>
                 <w:rStyle w:val="IndexLink"/>
@@ -784,7 +784,7 @@
             </w:tabs>
             <w:rPr/>
           </w:pPr>
-          <w:hyperlink w:anchor="__RefHeading___Toc1376_4200468759">
+          <w:hyperlink w:anchor="__RefHeading___Toc1372_3854977337">
             <w:r>
               <w:rPr>
                 <w:rStyle w:val="IndexLink"/>
@@ -804,7 +804,7 @@
             </w:tabs>
             <w:rPr/>
           </w:pPr>
-          <w:hyperlink w:anchor="__RefHeading___Toc1378_4200468759">
+          <w:hyperlink w:anchor="__RefHeading___Toc1374_3854977337">
             <w:r>
               <w:rPr>
                 <w:rStyle w:val="IndexLink"/>
@@ -824,7 +824,7 @@
             </w:tabs>
             <w:rPr/>
           </w:pPr>
-          <w:hyperlink w:anchor="__RefHeading___Toc1380_4200468759">
+          <w:hyperlink w:anchor="__RefHeading___Toc1376_3854977337">
             <w:r>
               <w:rPr>
                 <w:rStyle w:val="IndexLink"/>
@@ -844,7 +844,7 @@
             </w:tabs>
             <w:rPr/>
           </w:pPr>
-          <w:hyperlink w:anchor="__RefHeading___Toc1382_4200468759">
+          <w:hyperlink w:anchor="__RefHeading___Toc1378_3854977337">
             <w:r>
               <w:rPr>
                 <w:rStyle w:val="IndexLink"/>
@@ -864,7 +864,7 @@
             </w:tabs>
             <w:rPr/>
           </w:pPr>
-          <w:hyperlink w:anchor="__RefHeading___Toc1384_4200468759">
+          <w:hyperlink w:anchor="__RefHeading___Toc1380_3854977337">
             <w:r>
               <w:rPr>
                 <w:rStyle w:val="IndexLink"/>
@@ -884,7 +884,7 @@
             </w:tabs>
             <w:rPr/>
           </w:pPr>
-          <w:hyperlink w:anchor="__RefHeading___Toc1386_4200468759">
+          <w:hyperlink w:anchor="__RefHeading___Toc1382_3854977337">
             <w:r>
               <w:rPr>
                 <w:rStyle w:val="IndexLink"/>
@@ -904,7 +904,7 @@
             </w:tabs>
             <w:rPr/>
           </w:pPr>
-          <w:hyperlink w:anchor="__RefHeading___Toc1388_4200468759">
+          <w:hyperlink w:anchor="__RefHeading___Toc1384_3854977337">
             <w:r>
               <w:rPr>
                 <w:rStyle w:val="IndexLink"/>
@@ -924,7 +924,7 @@
             </w:tabs>
             <w:rPr/>
           </w:pPr>
-          <w:hyperlink w:anchor="__RefHeading___Toc1390_4200468759">
+          <w:hyperlink w:anchor="__RefHeading___Toc1386_3854977337">
             <w:r>
               <w:rPr>
                 <w:rStyle w:val="IndexLink"/>
@@ -944,7 +944,7 @@
             </w:tabs>
             <w:rPr/>
           </w:pPr>
-          <w:hyperlink w:anchor="__RefHeading___Toc1392_4200468759">
+          <w:hyperlink w:anchor="__RefHeading___Toc1388_3854977337">
             <w:r>
               <w:rPr>
                 <w:rStyle w:val="IndexLink"/>
@@ -964,7 +964,7 @@
             </w:tabs>
             <w:rPr/>
           </w:pPr>
-          <w:hyperlink w:anchor="__RefHeading___Toc1394_4200468759">
+          <w:hyperlink w:anchor="__RefHeading___Toc1390_3854977337">
             <w:r>
               <w:rPr>
                 <w:rStyle w:val="IndexLink"/>
@@ -972,6 +972,66 @@
               <w:t>11.6 Serviços</w:t>
               <w:tab/>
               <w:t>20</w:t>
+            </w:r>
+          </w:hyperlink>
+        </w:p>
+        <w:p>
+          <w:pPr>
+            <w:pStyle w:val="TOC1"/>
+            <w:tabs>
+              <w:tab w:val="clear" w:pos="9638"/>
+              <w:tab w:val="right" w:pos="9637" w:leader="dot"/>
+            </w:tabs>
+            <w:rPr/>
+          </w:pPr>
+          <w:hyperlink w:anchor="__RefHeading___Toc1392_3854977337">
+            <w:r>
+              <w:rPr>
+                <w:rStyle w:val="IndexLink"/>
+              </w:rPr>
+              <w:t>12. Linha de comando</w:t>
+              <w:tab/>
+              <w:t>21</w:t>
+            </w:r>
+          </w:hyperlink>
+        </w:p>
+        <w:p>
+          <w:pPr>
+            <w:pStyle w:val="TOC1"/>
+            <w:tabs>
+              <w:tab w:val="clear" w:pos="9638"/>
+              <w:tab w:val="right" w:pos="9637" w:leader="dot"/>
+            </w:tabs>
+            <w:rPr/>
+          </w:pPr>
+          <w:hyperlink w:anchor="__RefHeading___Toc1394_3854977337">
+            <w:r>
+              <w:rPr>
+                <w:rStyle w:val="IndexLink"/>
+              </w:rPr>
+              <w:t>13. Solução de problemas</w:t>
+              <w:tab/>
+              <w:t>22</w:t>
+            </w:r>
+          </w:hyperlink>
+        </w:p>
+        <w:p>
+          <w:pPr>
+            <w:pStyle w:val="TOC1"/>
+            <w:tabs>
+              <w:tab w:val="clear" w:pos="9638"/>
+              <w:tab w:val="right" w:pos="9637" w:leader="dot"/>
+            </w:tabs>
+            <w:rPr/>
+          </w:pPr>
+          <w:hyperlink w:anchor="__RefHeading___Toc1396_3854977337">
+            <w:r>
+              <w:rPr>
+                <w:rStyle w:val="IndexLink"/>
+              </w:rPr>
+              <w:t>14. Referência</w:t>
+              <w:tab/>
+              <w:t>23</w:t>
             </w:r>
           </w:hyperlink>
         </w:p>
@@ -984,72 +1044,12 @@
             </w:tabs>
             <w:rPr/>
           </w:pPr>
-          <w:hyperlink w:anchor="__RefHeading___Toc1396_4200468759">
+          <w:hyperlink w:anchor="__RefHeading___Toc1398_3854977337">
             <w:r>
               <w:rPr>
                 <w:rStyle w:val="IndexLink"/>
               </w:rPr>
-              <w:t>11.7 Desenvolvimento</w:t>
-              <w:tab/>
-              <w:t>20</w:t>
-            </w:r>
-          </w:hyperlink>
-        </w:p>
-        <w:p>
-          <w:pPr>
-            <w:pStyle w:val="TOC1"/>
-            <w:tabs>
-              <w:tab w:val="clear" w:pos="9638"/>
-              <w:tab w:val="right" w:pos="9637" w:leader="dot"/>
-            </w:tabs>
-            <w:rPr/>
-          </w:pPr>
-          <w:hyperlink w:anchor="__RefHeading___Toc1398_4200468759">
-            <w:r>
-              <w:rPr>
-                <w:rStyle w:val="IndexLink"/>
-              </w:rPr>
-              <w:t>12. Linha de comando</w:t>
-              <w:tab/>
-              <w:t>21</w:t>
-            </w:r>
-          </w:hyperlink>
-        </w:p>
-        <w:p>
-          <w:pPr>
-            <w:pStyle w:val="TOC1"/>
-            <w:tabs>
-              <w:tab w:val="clear" w:pos="9638"/>
-              <w:tab w:val="right" w:pos="9637" w:leader="dot"/>
-            </w:tabs>
-            <w:rPr/>
-          </w:pPr>
-          <w:hyperlink w:anchor="__RefHeading___Toc1400_4200468759">
-            <w:r>
-              <w:rPr>
-                <w:rStyle w:val="IndexLink"/>
-              </w:rPr>
-              <w:t>13. Solução de problemas</w:t>
-              <w:tab/>
-              <w:t>22</w:t>
-            </w:r>
-          </w:hyperlink>
-        </w:p>
-        <w:p>
-          <w:pPr>
-            <w:pStyle w:val="TOC1"/>
-            <w:tabs>
-              <w:tab w:val="clear" w:pos="9638"/>
-              <w:tab w:val="right" w:pos="9637" w:leader="dot"/>
-            </w:tabs>
-            <w:rPr/>
-          </w:pPr>
-          <w:hyperlink w:anchor="__RefHeading___Toc1402_4200468759">
-            <w:r>
-              <w:rPr>
-                <w:rStyle w:val="IndexLink"/>
-              </w:rPr>
-              <w:t>14. Referência</w:t>
+              <w:t>14.1 Portas usadas pelo firewall</w:t>
               <w:tab/>
               <w:t>23</w:t>
             </w:r>
@@ -1064,27 +1064,7 @@
             </w:tabs>
             <w:rPr/>
           </w:pPr>
-          <w:hyperlink w:anchor="__RefHeading___Toc1404_4200468759">
-            <w:r>
-              <w:rPr>
-                <w:rStyle w:val="IndexLink"/>
-              </w:rPr>
-              <w:t>14.1 Portas usadas pelo firewall</w:t>
-              <w:tab/>
-              <w:t>23</w:t>
-            </w:r>
-          </w:hyperlink>
-        </w:p>
-        <w:p>
-          <w:pPr>
-            <w:pStyle w:val="TOC2"/>
-            <w:tabs>
-              <w:tab w:val="clear" w:pos="9355"/>
-              <w:tab w:val="right" w:pos="9637" w:leader="dot"/>
-            </w:tabs>
-            <w:rPr/>
-          </w:pPr>
-          <w:hyperlink w:anchor="__RefHeading___Toc1406_4200468759">
+          <w:hyperlink w:anchor="__RefHeading___Toc1400_3854977337">
             <w:r>
               <w:rPr>
                 <w:rStyle w:val="IndexLink"/>
@@ -1129,7 +1109,7 @@
         <w:pStyle w:val="Heading1"/>
         <w:rPr/>
       </w:pPr>
-      <w:bookmarkStart w:id="0" w:name="__RefHeading___Toc1314_4200468759"/>
+      <w:bookmarkStart w:id="0" w:name="__RefHeading___Toc1310_3854977337"/>
       <w:bookmarkEnd w:id="0"/>
       <w:r>
         <w:rPr/>
@@ -1161,6 +1141,41 @@
     <w:p>
       <w:pPr>
         <w:pStyle w:val="Normal"/>
+        <w:pBdr>
+          <w:left w:val="single" w:sz="24" w:space="8" w:color="E63946"/>
+        </w:pBdr>
+        <w:shd w:val="clear" w:color="auto" w:fill="FDECEE"/>
+        <w:spacing w:lineRule="auto" w:line="281" w:before="120" w:after="160"/>
+        <w:ind w:left="200" w:right="120"/>
+        <w:rPr/>
+      </w:pPr>
+      <w:r>
+        <w:rPr>
+          <w:b/>
+          <w:bCs/>
+          <w:color w:val="E63946"/>
+        </w:rPr>
+        <w:t xml:space="preserve">Atenção: </w:t>
+      </w:r>
+      <w:r>
+        <w:rPr/>
+        <w:t xml:space="preserve">o BerryCade está em </w:t>
+      </w:r>
+      <w:r>
+        <w:rPr>
+          <w:b/>
+          <w:bCs/>
+        </w:rPr>
+        <w:t>fase Beta</w:t>
+      </w:r>
+      <w:r>
+        <w:rPr/>
+        <w:t>: já está disponível para todos testarem, mas ainda está em testes e recebe atualizações constantes. Pode haver falhas e mudanças entre versões — teste antes de usar na borda de uma rede importante e mantenha um backup da configuração.</w:t>
+      </w:r>
+    </w:p>
+    <w:p>
+      <w:pPr>
+        <w:pStyle w:val="Normal"/>
         <w:spacing w:lineRule="auto" w:line="300" w:before="0" w:after="120"/>
         <w:rPr/>
       </w:pPr>
@@ -1185,7 +1200,7 @@
         <w:pStyle w:val="Heading2"/>
         <w:rPr/>
       </w:pPr>
-      <w:bookmarkStart w:id="1" w:name="__RefHeading___Toc1316_4200468759"/>
+      <w:bookmarkStart w:id="1" w:name="__RefHeading___Toc1312_3854977337"/>
       <w:bookmarkEnd w:id="1"/>
       <w:r>
         <w:rPr/>
@@ -1680,7 +1695,7 @@
         <w:pStyle w:val="Heading2"/>
         <w:rPr/>
       </w:pPr>
-      <w:bookmarkStart w:id="2" w:name="__RefHeading___Toc1318_4200468759"/>
+      <w:bookmarkStart w:id="2" w:name="__RefHeading___Toc1314_3854977337"/>
       <w:bookmarkEnd w:id="2"/>
       <w:r>
         <w:rPr/>
@@ -1849,7 +1864,7 @@
         <w:pStyle w:val="Heading1"/>
         <w:rPr/>
       </w:pPr>
-      <w:bookmarkStart w:id="3" w:name="__RefHeading___Toc1320_4200468759"/>
+      <w:bookmarkStart w:id="3" w:name="__RefHeading___Toc1316_3854977337"/>
       <w:bookmarkEnd w:id="3"/>
       <w:r>
         <w:rPr/>
@@ -1861,7 +1876,7 @@
         <w:pStyle w:val="Heading2"/>
         <w:rPr/>
       </w:pPr>
-      <w:bookmarkStart w:id="4" w:name="__RefHeading___Toc1322_4200468759"/>
+      <w:bookmarkStart w:id="4" w:name="__RefHeading___Toc1318_3854977337"/>
       <w:bookmarkEnd w:id="4"/>
       <w:r>
         <w:rPr/>
@@ -1918,7 +1933,7 @@
         <w:pStyle w:val="Heading2"/>
         <w:rPr/>
       </w:pPr>
-      <w:bookmarkStart w:id="5" w:name="__RefHeading___Toc1324_4200468759"/>
+      <w:bookmarkStart w:id="5" w:name="__RefHeading___Toc1320_3854977337"/>
       <w:bookmarkEnd w:id="5"/>
       <w:r>
         <w:rPr/>
@@ -2045,7 +2060,7 @@
         <w:pStyle w:val="Heading1"/>
         <w:rPr/>
       </w:pPr>
-      <w:bookmarkStart w:id="6" w:name="__RefHeading___Toc1326_4200468759"/>
+      <w:bookmarkStart w:id="6" w:name="__RefHeading___Toc1322_3854977337"/>
       <w:bookmarkEnd w:id="6"/>
       <w:r>
         <w:rPr/>
@@ -2392,7 +2407,7 @@
         <w:pStyle w:val="Heading2"/>
         <w:rPr/>
       </w:pPr>
-      <w:bookmarkStart w:id="7" w:name="__RefHeading___Toc1328_4200468759"/>
+      <w:bookmarkStart w:id="7" w:name="__RefHeading___Toc1324_3854977337"/>
       <w:bookmarkEnd w:id="7"/>
       <w:r>
         <w:rPr/>
@@ -2850,7 +2865,7 @@
         <w:pStyle w:val="Heading1"/>
         <w:rPr/>
       </w:pPr>
-      <w:bookmarkStart w:id="8" w:name="__RefHeading___Toc1330_4200468759"/>
+      <w:bookmarkStart w:id="8" w:name="__RefHeading___Toc1326_3854977337"/>
       <w:bookmarkEnd w:id="8"/>
       <w:r>
         <w:rPr/>
@@ -2887,18 +2902,7 @@
       </w:r>
       <w:r>
         <w:rPr/>
-        <w:t xml:space="preserve"> — as seções do sistema. Abrir uma categoria fecha as outras. No rodapé ficam a versão e, no equipamento de desenvolvimento, a etiqueta </w:t>
-      </w:r>
-      <w:r>
-        <w:rPr>
-          <w:b/>
-          <w:bCs/>
-        </w:rPr>
-        <w:t>DEV</w:t>
-      </w:r>
-      <w:r>
-        <w:rPr/>
-        <w:t>.</w:t>
+        <w:t xml:space="preserve"> — as seções do sistema. Abrir uma categoria fecha as outras. No rodapé fica a versão instalada.</w:t>
       </w:r>
     </w:p>
     <w:p>
@@ -2994,7 +2998,7 @@
         <w:pStyle w:val="Heading2"/>
         <w:rPr/>
       </w:pPr>
-      <w:bookmarkStart w:id="9" w:name="__RefHeading___Toc1332_4200468759"/>
+      <w:bookmarkStart w:id="9" w:name="__RefHeading___Toc1328_3854977337"/>
       <w:bookmarkEnd w:id="9"/>
       <w:r>
         <w:rPr/>
@@ -3470,7 +3474,7 @@
         <w:pStyle w:val="Heading1"/>
         <w:rPr/>
       </w:pPr>
-      <w:bookmarkStart w:id="10" w:name="__RefHeading___Toc1334_4200468759"/>
+      <w:bookmarkStart w:id="10" w:name="__RefHeading___Toc1330_3854977337"/>
       <w:bookmarkEnd w:id="10"/>
       <w:r>
         <w:rPr/>
@@ -3482,7 +3486,7 @@
         <w:pStyle w:val="Heading2"/>
         <w:rPr/>
       </w:pPr>
-      <w:bookmarkStart w:id="11" w:name="__RefHeading___Toc1336_4200468759"/>
+      <w:bookmarkStart w:id="11" w:name="__RefHeading___Toc1332_3854977337"/>
       <w:bookmarkEnd w:id="11"/>
       <w:r>
         <w:rPr/>
@@ -4140,7 +4144,7 @@
         <w:pStyle w:val="Heading2"/>
         <w:rPr/>
       </w:pPr>
-      <w:bookmarkStart w:id="12" w:name="__RefHeading___Toc1338_4200468759"/>
+      <w:bookmarkStart w:id="12" w:name="__RefHeading___Toc1334_3854977337"/>
       <w:bookmarkEnd w:id="12"/>
       <w:r>
         <w:rPr/>
@@ -4494,7 +4498,7 @@
         <w:pStyle w:val="Heading2"/>
         <w:rPr/>
       </w:pPr>
-      <w:bookmarkStart w:id="13" w:name="__RefHeading___Toc1340_4200468759"/>
+      <w:bookmarkStart w:id="13" w:name="__RefHeading___Toc1336_3854977337"/>
       <w:bookmarkEnd w:id="13"/>
       <w:r>
         <w:rPr/>
@@ -4605,7 +4609,7 @@
         <w:pStyle w:val="Heading2"/>
         <w:rPr/>
       </w:pPr>
-      <w:bookmarkStart w:id="14" w:name="__RefHeading___Toc1342_4200468759"/>
+      <w:bookmarkStart w:id="14" w:name="__RefHeading___Toc1338_3854977337"/>
       <w:bookmarkEnd w:id="14"/>
       <w:r>
         <w:rPr/>
@@ -4696,7 +4700,7 @@
         <w:pStyle w:val="Heading2"/>
         <w:rPr/>
       </w:pPr>
-      <w:bookmarkStart w:id="15" w:name="__RefHeading___Toc1344_4200468759"/>
+      <w:bookmarkStart w:id="15" w:name="__RefHeading___Toc1340_3854977337"/>
       <w:bookmarkEnd w:id="15"/>
       <w:r>
         <w:rPr/>
@@ -4722,7 +4726,7 @@
         <w:pStyle w:val="Heading1"/>
         <w:rPr/>
       </w:pPr>
-      <w:bookmarkStart w:id="16" w:name="__RefHeading___Toc1346_4200468759"/>
+      <w:bookmarkStart w:id="16" w:name="__RefHeading___Toc1342_3854977337"/>
       <w:bookmarkEnd w:id="16"/>
       <w:r>
         <w:rPr/>
@@ -4734,7 +4738,7 @@
         <w:pStyle w:val="Heading2"/>
         <w:rPr/>
       </w:pPr>
-      <w:bookmarkStart w:id="17" w:name="__RefHeading___Toc1348_4200468759"/>
+      <w:bookmarkStart w:id="17" w:name="__RefHeading___Toc1344_3854977337"/>
       <w:bookmarkEnd w:id="17"/>
       <w:r>
         <w:rPr/>
@@ -5741,7 +5745,7 @@
         <w:pStyle w:val="Heading2"/>
         <w:rPr/>
       </w:pPr>
-      <w:bookmarkStart w:id="18" w:name="__RefHeading___Toc1350_4200468759"/>
+      <w:bookmarkStart w:id="18" w:name="__RefHeading___Toc1346_3854977337"/>
       <w:bookmarkEnd w:id="18"/>
       <w:r>
         <w:rPr/>
@@ -6072,7 +6076,7 @@
         <w:pStyle w:val="Heading2"/>
         <w:rPr/>
       </w:pPr>
-      <w:bookmarkStart w:id="19" w:name="__RefHeading___Toc1352_4200468759"/>
+      <w:bookmarkStart w:id="19" w:name="__RefHeading___Toc1348_3854977337"/>
       <w:bookmarkEnd w:id="19"/>
       <w:r>
         <w:rPr/>
@@ -6306,7 +6310,7 @@
         <w:pStyle w:val="Heading2"/>
         <w:rPr/>
       </w:pPr>
-      <w:bookmarkStart w:id="20" w:name="__RefHeading___Toc1354_4200468759"/>
+      <w:bookmarkStart w:id="20" w:name="__RefHeading___Toc1350_3854977337"/>
       <w:bookmarkEnd w:id="20"/>
       <w:r>
         <w:rPr/>
@@ -6394,7 +6398,7 @@
         <w:pStyle w:val="Heading1"/>
         <w:rPr/>
       </w:pPr>
-      <w:bookmarkStart w:id="21" w:name="__RefHeading___Toc1356_4200468759"/>
+      <w:bookmarkStart w:id="21" w:name="__RefHeading___Toc1352_3854977337"/>
       <w:bookmarkEnd w:id="21"/>
       <w:r>
         <w:rPr/>
@@ -6406,7 +6410,7 @@
         <w:pStyle w:val="Heading2"/>
         <w:rPr/>
       </w:pPr>
-      <w:bookmarkStart w:id="22" w:name="__RefHeading___Toc1358_4200468759"/>
+      <w:bookmarkStart w:id="22" w:name="__RefHeading___Toc1354_3854977337"/>
       <w:bookmarkEnd w:id="22"/>
       <w:r>
         <w:rPr/>
@@ -6759,7 +6763,7 @@
         <w:pStyle w:val="Heading2"/>
         <w:rPr/>
       </w:pPr>
-      <w:bookmarkStart w:id="23" w:name="__RefHeading___Toc1360_4200468759"/>
+      <w:bookmarkStart w:id="23" w:name="__RefHeading___Toc1356_3854977337"/>
       <w:bookmarkEnd w:id="23"/>
       <w:r>
         <w:rPr/>
@@ -7207,7 +7211,7 @@
         <w:pStyle w:val="Heading2"/>
         <w:rPr/>
       </w:pPr>
-      <w:bookmarkStart w:id="24" w:name="__RefHeading___Toc1362_4200468759"/>
+      <w:bookmarkStart w:id="24" w:name="__RefHeading___Toc1358_3854977337"/>
       <w:bookmarkEnd w:id="24"/>
       <w:r>
         <w:rPr/>
@@ -7573,7 +7577,7 @@
         <w:pStyle w:val="Heading1"/>
         <w:rPr/>
       </w:pPr>
-      <w:bookmarkStart w:id="25" w:name="__RefHeading___Toc1364_4200468759"/>
+      <w:bookmarkStart w:id="25" w:name="__RefHeading___Toc1360_3854977337"/>
       <w:bookmarkEnd w:id="25"/>
       <w:r>
         <w:rPr/>
@@ -7618,7 +7622,7 @@
         <w:pStyle w:val="Heading2"/>
         <w:rPr/>
       </w:pPr>
-      <w:bookmarkStart w:id="26" w:name="__RefHeading___Toc1366_4200468759"/>
+      <w:bookmarkStart w:id="26" w:name="__RefHeading___Toc1362_3854977337"/>
       <w:bookmarkEnd w:id="26"/>
       <w:r>
         <w:rPr/>
@@ -7809,7 +7813,7 @@
         <w:pStyle w:val="Heading2"/>
         <w:rPr/>
       </w:pPr>
-      <w:bookmarkStart w:id="27" w:name="__RefHeading___Toc1368_4200468759"/>
+      <w:bookmarkStart w:id="27" w:name="__RefHeading___Toc1364_3854977337"/>
       <w:bookmarkEnd w:id="27"/>
       <w:r>
         <w:rPr/>
@@ -7977,7 +7981,7 @@
         <w:pStyle w:val="Heading1"/>
         <w:rPr/>
       </w:pPr>
-      <w:bookmarkStart w:id="28" w:name="__RefHeading___Toc1370_4200468759"/>
+      <w:bookmarkStart w:id="28" w:name="__RefHeading___Toc1366_3854977337"/>
       <w:bookmarkEnd w:id="28"/>
       <w:r>
         <w:rPr/>
@@ -7989,7 +7993,7 @@
         <w:pStyle w:val="Heading2"/>
         <w:rPr/>
       </w:pPr>
-      <w:bookmarkStart w:id="29" w:name="__RefHeading___Toc1372_4200468759"/>
+      <w:bookmarkStart w:id="29" w:name="__RefHeading___Toc1368_3854977337"/>
       <w:bookmarkEnd w:id="29"/>
       <w:r>
         <w:rPr/>
@@ -8391,7 +8395,7 @@
         <w:pStyle w:val="Heading2"/>
         <w:rPr/>
       </w:pPr>
-      <w:bookmarkStart w:id="30" w:name="__RefHeading___Toc1374_4200468759"/>
+      <w:bookmarkStart w:id="30" w:name="__RefHeading___Toc1370_3854977337"/>
       <w:bookmarkEnd w:id="30"/>
       <w:r>
         <w:rPr/>
@@ -8851,7 +8855,7 @@
         <w:pStyle w:val="Heading2"/>
         <w:rPr/>
       </w:pPr>
-      <w:bookmarkStart w:id="31" w:name="__RefHeading___Toc1376_4200468759"/>
+      <w:bookmarkStart w:id="31" w:name="__RefHeading___Toc1372_3854977337"/>
       <w:bookmarkEnd w:id="31"/>
       <w:r>
         <w:rPr/>
@@ -8892,7 +8896,7 @@
         <w:pStyle w:val="Heading2"/>
         <w:rPr/>
       </w:pPr>
-      <w:bookmarkStart w:id="32" w:name="__RefHeading___Toc1378_4200468759"/>
+      <w:bookmarkStart w:id="32" w:name="__RefHeading___Toc1374_3854977337"/>
       <w:bookmarkEnd w:id="32"/>
       <w:r>
         <w:rPr/>
@@ -9497,7 +9501,7 @@
         <w:pStyle w:val="Heading1"/>
         <w:rPr/>
       </w:pPr>
-      <w:bookmarkStart w:id="33" w:name="__RefHeading___Toc1380_4200468759"/>
+      <w:bookmarkStart w:id="33" w:name="__RefHeading___Toc1376_3854977337"/>
       <w:bookmarkEnd w:id="33"/>
       <w:r>
         <w:rPr/>
@@ -10024,7 +10028,7 @@
         <w:pStyle w:val="Heading1"/>
         <w:rPr/>
       </w:pPr>
-      <w:bookmarkStart w:id="34" w:name="__RefHeading___Toc1382_4200468759"/>
+      <w:bookmarkStart w:id="34" w:name="__RefHeading___Toc1378_3854977337"/>
       <w:bookmarkEnd w:id="34"/>
       <w:r>
         <w:rPr/>
@@ -10036,7 +10040,7 @@
         <w:pStyle w:val="Heading2"/>
         <w:rPr/>
       </w:pPr>
-      <w:bookmarkStart w:id="35" w:name="__RefHeading___Toc1384_4200468759"/>
+      <w:bookmarkStart w:id="35" w:name="__RefHeading___Toc1380_3854977337"/>
       <w:bookmarkEnd w:id="35"/>
       <w:r>
         <w:rPr/>
@@ -10576,7 +10580,7 @@
         <w:pStyle w:val="Heading2"/>
         <w:rPr/>
       </w:pPr>
-      <w:bookmarkStart w:id="36" w:name="__RefHeading___Toc1386_4200468759"/>
+      <w:bookmarkStart w:id="36" w:name="__RefHeading___Toc1382_3854977337"/>
       <w:bookmarkEnd w:id="36"/>
       <w:r>
         <w:rPr/>
@@ -10645,7 +10649,7 @@
         <w:pStyle w:val="Heading2"/>
         <w:rPr/>
       </w:pPr>
-      <w:bookmarkStart w:id="37" w:name="__RefHeading___Toc1388_4200468759"/>
+      <w:bookmarkStart w:id="37" w:name="__RefHeading___Toc1384_3854977337"/>
       <w:bookmarkEnd w:id="37"/>
       <w:r>
         <w:rPr/>
@@ -10736,7 +10740,7 @@
         <w:pStyle w:val="Heading2"/>
         <w:rPr/>
       </w:pPr>
-      <w:bookmarkStart w:id="38" w:name="__RefHeading___Toc1390_4200468759"/>
+      <w:bookmarkStart w:id="38" w:name="__RefHeading___Toc1386_3854977337"/>
       <w:bookmarkEnd w:id="38"/>
       <w:r>
         <w:rPr/>
@@ -10781,7 +10785,7 @@
         <w:pStyle w:val="Heading2"/>
         <w:rPr/>
       </w:pPr>
-      <w:bookmarkStart w:id="39" w:name="__RefHeading___Toc1392_4200468759"/>
+      <w:bookmarkStart w:id="39" w:name="__RefHeading___Toc1388_3854977337"/>
       <w:bookmarkEnd w:id="39"/>
       <w:r>
         <w:rPr/>
@@ -10897,7 +10901,7 @@
         <w:pStyle w:val="Heading2"/>
         <w:rPr/>
       </w:pPr>
-      <w:bookmarkStart w:id="40" w:name="__RefHeading___Toc1394_4200468759"/>
+      <w:bookmarkStart w:id="40" w:name="__RefHeading___Toc1390_3854977337"/>
       <w:bookmarkEnd w:id="40"/>
       <w:r>
         <w:rPr/>
@@ -10936,62 +10940,17 @@
         <w:rPr/>
         <w:t>.</w:t>
       </w:r>
-    </w:p>
-    <w:p>
-      <w:pPr>
-        <w:pStyle w:val="Heading2"/>
-        <w:rPr/>
-      </w:pPr>
-      <w:bookmarkStart w:id="41" w:name="__RefHeading___Toc1396_4200468759"/>
+      <w:r>
+        <w:br w:type="page"/>
+      </w:r>
+    </w:p>
+    <w:p>
+      <w:pPr>
+        <w:pStyle w:val="Heading1"/>
+        <w:rPr/>
+      </w:pPr>
+      <w:bookmarkStart w:id="41" w:name="__RefHeading___Toc1392_3854977337"/>
       <w:bookmarkEnd w:id="41"/>
-      <w:r>
-        <w:rPr/>
-        <w:t>11.7 Desenvolvimento</w:t>
-      </w:r>
-    </w:p>
-    <w:p>
-      <w:pPr>
-        <w:pStyle w:val="Normal"/>
-        <w:spacing w:lineRule="auto" w:line="300" w:before="0" w:after="120"/>
-        <w:rPr/>
-      </w:pPr>
-      <w:r>
-        <w:rPr/>
-        <w:t xml:space="preserve">Disponível apenas no equipamento de desenvolvimento. Gera </w:t>
-      </w:r>
-      <w:r>
-        <w:rPr>
-          <w:b/>
-          <w:bCs/>
-        </w:rPr>
-        <w:t>firmwares</w:t>
-      </w:r>
-      <w:r>
-        <w:rPr/>
-        <w:t xml:space="preserve"> (.swfw) e </w:t>
-      </w:r>
-      <w:r>
-        <w:rPr>
-          <w:b/>
-          <w:bCs/>
-        </w:rPr>
-        <w:t>imagens para Raspberry Pi</w:t>
-      </w:r>
-      <w:r>
-        <w:rPr/>
-        <w:t xml:space="preserve"> (.img.xz), com acompanhamento do progresso, botão para cancelar e a lista de arquivos gerados para download.</w:t>
-      </w:r>
-      <w:r>
-        <w:br w:type="page"/>
-      </w:r>
-    </w:p>
-    <w:p>
-      <w:pPr>
-        <w:pStyle w:val="Heading1"/>
-        <w:rPr/>
-      </w:pPr>
-      <w:bookmarkStart w:id="42" w:name="__RefHeading___Toc1398_4200468759"/>
-      <w:bookmarkEnd w:id="42"/>
       <w:r>
         <w:rPr/>
         <w:t>12. Linha de comando</w:t>
@@ -11805,8 +11764,8 @@
         <w:pStyle w:val="Heading1"/>
         <w:rPr/>
       </w:pPr>
-      <w:bookmarkStart w:id="43" w:name="__RefHeading___Toc1400_4200468759"/>
-      <w:bookmarkEnd w:id="43"/>
+      <w:bookmarkStart w:id="42" w:name="__RefHeading___Toc1394_3854977337"/>
+      <w:bookmarkEnd w:id="42"/>
       <w:r>
         <w:rPr/>
         <w:t>13. Solução de problemas</w:t>
@@ -12451,20 +12410,20 @@
         <w:pStyle w:val="Heading1"/>
         <w:rPr/>
       </w:pPr>
-      <w:bookmarkStart w:id="44" w:name="__RefHeading___Toc1402_4200468759"/>
+      <w:bookmarkStart w:id="43" w:name="__RefHeading___Toc1396_3854977337"/>
+      <w:bookmarkEnd w:id="43"/>
+      <w:r>
+        <w:rPr/>
+        <w:t>14. Referência</w:t>
+      </w:r>
+    </w:p>
+    <w:p>
+      <w:pPr>
+        <w:pStyle w:val="Heading2"/>
+        <w:rPr/>
+      </w:pPr>
+      <w:bookmarkStart w:id="44" w:name="__RefHeading___Toc1398_3854977337"/>
       <w:bookmarkEnd w:id="44"/>
-      <w:r>
-        <w:rPr/>
-        <w:t>14. Referência</w:t>
-      </w:r>
-    </w:p>
-    <w:p>
-      <w:pPr>
-        <w:pStyle w:val="Heading2"/>
-        <w:rPr/>
-      </w:pPr>
-      <w:bookmarkStart w:id="45" w:name="__RefHeading___Toc1404_4200468759"/>
-      <w:bookmarkEnd w:id="45"/>
       <w:r>
         <w:rPr/>
         <w:t>14.1 Portas usadas pelo firewall</w:t>
@@ -12817,8 +12776,8 @@
         <w:pStyle w:val="Heading2"/>
         <w:rPr/>
       </w:pPr>
-      <w:bookmarkStart w:id="46" w:name="__RefHeading___Toc1406_4200468759"/>
-      <w:bookmarkEnd w:id="46"/>
+      <w:bookmarkStart w:id="45" w:name="__RefHeading___Toc1400_3854977337"/>
+      <w:bookmarkEnd w:id="45"/>
       <w:r>
         <w:rPr/>
         <w:t>14.2 Locais no sistema</w:t>
